--- a/docs/Lessons/Lesson 14 - Raising the Stakes/Handouts/Lesson_14_Handout_TIC-80.docx
+++ b/docs/Lessons/Lesson 14 - Raising the Stakes/Handouts/Lesson_14_Handout_TIC-80.docx
@@ -184,6 +184,68 @@
           <w:iCs/>
         </w:rPr>
         <w:t xml:space="preserve">Each wave spawns one more enemy than the last (5, 6, 7). Speed stays the same for now - that's Level 2.</w:t>
+      </w:r>
+    </w:p>
+    <w:p>
+      <w:pPr>
+        <w:spacing w:after="40" w:before="120"/>
+        <w:jc w:val="center"/>
+      </w:pPr>
+      <w:r>
+        <w:drawing>
+          <wp:inline distT="0" distB="0" distL="0" distR="0">
+            <wp:extent cx="4937760" cy="4288536"/>
+            <wp:effectExtent t="0" r="0" b="0" l="0"/>
+            <wp:docPr id="1" name="" descr="" title=""/>
+            <wp:cNvGraphicFramePr>
+              <a:graphicFrameLocks xmlns:a="http://schemas.openxmlformats.org/drawingml/2006/main" noChangeAspect="1"/>
+            </wp:cNvGraphicFramePr>
+            <a:graphic xmlns:a="http://schemas.openxmlformats.org/drawingml/2006/main">
+              <a:graphicData uri="http://schemas.openxmlformats.org/drawingml/2006/picture">
+                <pic:pic xmlns:pic="http://schemas.openxmlformats.org/drawingml/2006/picture">
+                  <pic:nvPicPr>
+                    <pic:cNvPr id="0" name="" descr=""/>
+                    <pic:cNvPicPr>
+                      <a:picLocks noChangeAspect="1" noChangeArrowheads="1"/>
+                    </pic:cNvPicPr>
+                  </pic:nvPicPr>
+                  <pic:blipFill>
+                    <a:blip r:embed="rId10" cstate="none"/>
+                    <a:srcRect/>
+                    <a:stretch>
+                      <a:fillRect/>
+                    </a:stretch>
+                  </pic:blipFill>
+                  <pic:spPr bwMode="auto">
+                    <a:xfrm>
+                      <a:off x="0" y="0"/>
+                      <a:ext cx="4937760" cy="4288536"/>
+                    </a:xfrm>
+                    <a:prstGeom prst="rect">
+                      <a:avLst/>
+                    </a:prstGeom>
+                  </pic:spPr>
+                </pic:pic>
+              </a:graphicData>
+            </a:graphic>
+          </wp:inline>
+        </w:drawing>
+      </w:r>
+    </w:p>
+    <w:p>
+      <w:pPr>
+        <w:spacing w:after="160"/>
+        <w:jc w:val="center"/>
+      </w:pPr>
+      <w:r>
+        <w:rPr>
+          <w:i/>
+          <w:iCs/>
+          <w:color w:val="888888"/>
+          <w:sz w:val="16"/>
+          <w:szCs w:val="16"/>
+        </w:rPr>
+        <w:t xml:space="preserve">Whether the spawn loop and the reset live in two places or two genuinely different scripts, the rule is the same: one formula, referenced everywhere.</w:t>
       </w:r>
     </w:p>
     <w:p>

--- a/docs/Lessons/Lesson 14 - Raising the Stakes/Handouts/Lesson_14_Handout_TIC-80.docx
+++ b/docs/Lessons/Lesson 14 - Raising the Stakes/Handouts/Lesson_14_Handout_TIC-80.docx
@@ -295,6 +295,20 @@
       </w:pPr>
       <w:r>
         <w:rPr>
+          <w:i/>
+          <w:iCs/>
+          <w:color w:val="555555"/>
+          <w:sz w:val="18"/>
+          <w:szCs w:val="18"/>
+        </w:rPr>
+        <w:t xml:space="preserve">Highlighted lines are new this week; everything else is code you already have.</w:t>
+      </w:r>
+      <w:r>
+        <w:br/>
+        <w:t xml:space="preserve"/>
+      </w:r>
+      <w:r>
+        <w:rPr>
           <w:rFonts w:ascii="Consolas" w:cs="Consolas" w:eastAsia="Consolas" w:hAnsi="Consolas"/>
           <w:sz w:val="20"/>
           <w:szCs w:val="20"/>
@@ -322,6 +336,7 @@
           <w:rFonts w:ascii="Consolas" w:cs="Consolas" w:eastAsia="Consolas" w:hAnsi="Consolas"/>
           <w:sz w:val="20"/>
           <w:szCs w:val="20"/>
+          <w:shd w:fill="FFE98A" w:val="clear"/>
         </w:rPr>
         <w:t xml:space="preserve"> local count = 4 + wave</w:t>
       </w:r>
@@ -334,6 +349,7 @@
           <w:rFonts w:ascii="Consolas" w:cs="Consolas" w:eastAsia="Consolas" w:hAnsi="Consolas"/>
           <w:sz w:val="20"/>
           <w:szCs w:val="20"/>
+          <w:shd w:fill="FFE98A" w:val="clear"/>
         </w:rPr>
         <w:t xml:space="preserve"> for i=1,count do</w:t>
       </w:r>
@@ -370,6 +386,7 @@
           <w:rFonts w:ascii="Consolas" w:cs="Consolas" w:eastAsia="Consolas" w:hAnsi="Consolas"/>
           <w:sz w:val="20"/>
           <w:szCs w:val="20"/>
+          <w:shd w:fill="FFE98A" w:val="clear"/>
         </w:rPr>
         <w:t xml:space="preserve"> enemies_remaining = count</w:t>
       </w:r>
